--- a/sessions/Session_6_Application.docx
+++ b/sessions/Session_6_Application.docx
@@ -2429,6 +2429,233 @@
         <w:keepNext w:val="false"/>
         <w:keepLines/>
         <w:pBdr>
+          <w:right w:val="single" w:color="0E4F4B" w:sz="18" w:space="8"/>
+        </w:pBdr>
+        <w:shd w:fill="FFFFFF" w:color="auto" w:val="clear"/>
+        <w:bidi/>
+        <w:spacing w:after="140" w:before="0" w:line="300"/>
+      </w:pPr>
+      <w:r>
+        <w:rPr>
+          <w:rFonts w:ascii="Arial" w:cs="Arial" w:eastAsia="Arial" w:hAnsi="Arial"/>
+          <w:b/>
+          <w:bCs/>
+          <w:i w:val="false"/>
+          <w:color w:val="0E4F4B"/>
+          <w:sz w:val="22"/>
+          <w:szCs w:val="22"/>
+          <w:rtl/>
+        </w:rPr>
+        <w:t xml:space="preserve">تقول:  </w:t>
+      </w:r>
+      <w:r>
+        <w:rPr>
+          <w:rFonts w:ascii="Arial" w:cs="Arial" w:eastAsia="Arial" w:hAnsi="Arial"/>
+          <w:b w:val="false"/>
+          <w:i w:val="false"/>
+          <w:sz w:val="23"/>
+          <w:szCs w:val="23"/>
+          <w:rtl/>
+        </w:rPr>
+        <w:t xml:space="preserve">حد جرّب يعمل كشف طبي على ملف حقيقي من شغله؟ لقى حاجة؟</w:t>
+      </w:r>
+    </w:p>
+    <w:p>
+      <w:pPr>
+        <w:keepNext w:val="false"/>
+        <w:keepLines/>
+        <w:pBdr>
+          <w:right w:val="single" w:color="1D3A6B" w:sz="18" w:space="8"/>
+        </w:pBdr>
+        <w:shd w:fill="EEF1F8" w:color="auto" w:val="clear"/>
+        <w:bidi/>
+        <w:spacing w:after="140" w:before="0" w:line="300"/>
+      </w:pPr>
+      <w:r>
+        <w:rPr>
+          <w:rFonts w:ascii="Arial" w:cs="Arial" w:eastAsia="Arial" w:hAnsi="Arial"/>
+          <w:b/>
+          <w:bCs/>
+          <w:i w:val="false"/>
+          <w:color w:val="1D3A6B"/>
+          <w:sz w:val="22"/>
+          <w:szCs w:val="22"/>
+          <w:rtl/>
+        </w:rPr>
+        <w:t xml:space="preserve">اسأل القاعة:  </w:t>
+      </w:r>
+      <w:r>
+        <w:rPr>
+          <w:rFonts w:ascii="Arial" w:cs="Arial" w:eastAsia="Arial" w:hAnsi="Arial"/>
+          <w:b/>
+          <w:bCs/>
+          <w:i w:val="false"/>
+          <w:sz w:val="23"/>
+          <w:szCs w:val="23"/>
+          <w:rtl/>
+        </w:rPr>
+        <w:t xml:space="preserve">…</w:t>
+      </w:r>
+    </w:p>
+    <w:p>
+      <w:pPr>
+        <w:keepNext/>
+        <w:keepLines/>
+        <w:pBdr>
+          <w:right w:val="single" w:color="1D3A6B" w:sz="18" w:space="8"/>
+        </w:pBdr>
+        <w:shd w:fill="EEF1F8" w:color="auto" w:val="clear"/>
+        <w:bidi/>
+        <w:spacing w:after="0" w:before="0" w:line="300"/>
+      </w:pPr>
+      <w:r>
+        <w:rPr>
+          <w:rFonts w:ascii="Arial" w:cs="Arial" w:eastAsia="Arial" w:hAnsi="Arial"/>
+          <w:b/>
+          <w:bCs/>
+          <w:i w:val="false"/>
+          <w:color w:val="1D3A6B"/>
+          <w:sz w:val="22"/>
+          <w:szCs w:val="22"/>
+          <w:rtl/>
+        </w:rPr>
+        <w:t xml:space="preserve">إجابات متوقعة:  </w:t>
+      </w:r>
+      <w:r>
+        <w:rPr>
+          <w:rFonts w:ascii="Arial" w:cs="Arial" w:eastAsia="Arial" w:hAnsi="Arial"/>
+          <w:b w:val="false"/>
+          <w:i w:val="false"/>
+          <w:sz w:val="23"/>
+          <w:szCs w:val="23"/>
+          <w:rtl/>
+        </w:rPr>
+        <w:t xml:space="preserve">صفوف مكررة</w:t>
+      </w:r>
+    </w:p>
+    <w:p>
+      <w:pPr>
+        <w:keepNext/>
+        <w:keepLines/>
+        <w:pBdr>
+          <w:right w:val="single" w:color="1D3A6B" w:sz="18" w:space="8"/>
+        </w:pBdr>
+        <w:shd w:fill="EEF1F8" w:color="auto" w:val="clear"/>
+        <w:bidi/>
+        <w:spacing w:after="0" w:before="0" w:line="300"/>
+      </w:pPr>
+      <w:r>
+        <w:rPr>
+          <w:rFonts w:ascii="Arial" w:cs="Arial" w:eastAsia="Arial" w:hAnsi="Arial"/>
+          <w:b w:val="false"/>
+          <w:i w:val="false"/>
+          <w:sz w:val="23"/>
+          <w:szCs w:val="23"/>
+          <w:rtl/>
+        </w:rPr>
+        <w:t xml:space="preserve">تواريخ ملخبطة</w:t>
+      </w:r>
+    </w:p>
+    <w:p>
+      <w:pPr>
+        <w:keepNext w:val="false"/>
+        <w:keepLines/>
+        <w:pBdr>
+          <w:right w:val="single" w:color="1D3A6B" w:sz="18" w:space="8"/>
+        </w:pBdr>
+        <w:shd w:fill="EEF1F8" w:color="auto" w:val="clear"/>
+        <w:bidi/>
+        <w:spacing w:after="140" w:before="0" w:line="300"/>
+      </w:pPr>
+      <w:r>
+        <w:rPr>
+          <w:rFonts w:ascii="Arial" w:cs="Arial" w:eastAsia="Arial" w:hAnsi="Arial"/>
+          <w:b w:val="false"/>
+          <w:i w:val="false"/>
+          <w:sz w:val="23"/>
+          <w:szCs w:val="23"/>
+          <w:rtl/>
+        </w:rPr>
+        <w:t xml:space="preserve">خلايا فاضية</w:t>
+      </w:r>
+    </w:p>
+    <w:p>
+      <w:pPr>
+        <w:keepNext w:val="false"/>
+        <w:keepLines/>
+        <w:pBdr>
+          <w:right w:val="single" w:color="0E4F4B" w:sz="18" w:space="8"/>
+        </w:pBdr>
+        <w:shd w:fill="FFFFFF" w:color="auto" w:val="clear"/>
+        <w:bidi/>
+        <w:spacing w:after="140" w:before="0" w:line="300"/>
+      </w:pPr>
+      <w:r>
+        <w:rPr>
+          <w:rFonts w:ascii="Arial" w:cs="Arial" w:eastAsia="Arial" w:hAnsi="Arial"/>
+          <w:b/>
+          <w:bCs/>
+          <w:i w:val="false"/>
+          <w:color w:val="0E4F4B"/>
+          <w:sz w:val="22"/>
+          <w:szCs w:val="22"/>
+          <w:rtl/>
+        </w:rPr>
+        <w:t xml:space="preserve">وبعدها تقول:  </w:t>
+      </w:r>
+      <w:r>
+        <w:rPr>
+          <w:rFonts w:ascii="Arial" w:cs="Arial" w:eastAsia="Arial" w:hAnsi="Arial"/>
+          <w:b w:val="false"/>
+          <w:i w:val="false"/>
+          <w:sz w:val="23"/>
+          <w:szCs w:val="23"/>
+          <w:rtl/>
+        </w:rPr>
+        <w:t xml:space="preserve">ولا حد لقى ملفه نضيف ١٠٠٪؟ ده الطبيعي. الملفات الحقيقية دايمًا فيها حاجة.</w:t>
+      </w:r>
+    </w:p>
+    <w:p>
+      <w:pPr>
+        <w:keepNext w:val="false"/>
+        <w:keepLines/>
+        <w:pBdr>
+          <w:right w:val="single" w:color="9A5B12" w:sz="18" w:space="8"/>
+        </w:pBdr>
+        <w:shd w:fill="FBF3E4" w:color="auto" w:val="clear"/>
+        <w:bidi/>
+        <w:spacing w:after="140" w:before="0" w:line="300"/>
+      </w:pPr>
+      <w:r>
+        <w:rPr>
+          <w:rFonts w:ascii="Arial" w:cs="Arial" w:eastAsia="Arial" w:hAnsi="Arial"/>
+          <w:b/>
+          <w:bCs/>
+          <w:i w:val="false"/>
+          <w:color w:val="9A5B12"/>
+          <w:sz w:val="22"/>
+          <w:szCs w:val="22"/>
+          <w:rtl/>
+        </w:rPr>
+        <w:t xml:space="preserve">حيلة ذكية (تطبيع المشكلة):  </w:t>
+      </w:r>
+      <w:r>
+        <w:rPr>
+          <w:rFonts w:ascii="Arial" w:cs="Arial" w:eastAsia="Arial" w:hAnsi="Arial"/>
+          <w:b w:val="false"/>
+          <w:i w:val="false"/>
+          <w:sz w:val="23"/>
+          <w:szCs w:val="23"/>
+          <w:rtl/>
+        </w:rPr>
+        <w:t xml:space="preserve">لما الكل يلاقي مشاكل في ملفاته، الإحساس بيتحول من «أنا بشتغل غلط» لـ «ده طبيعي والمهم أفحص». ده بيخلّي فحص الجودة عادة من غير إحراج.</w:t>
+      </w:r>
+    </w:p>
+    <w:p>
+      <w:pPr>
+        <w:keepNext w:val="false"/>
+        <w:keepLines/>
+        <w:pBdr>
           <w:right w:val="single" w:color="1D3A6B" w:sz="18" w:space="8"/>
         </w:pBdr>
         <w:shd w:fill="EEF1F8" w:color="auto" w:val="clear"/>
@@ -2638,6 +2865,78 @@
         <w:keepNext w:val="false"/>
         <w:keepLines/>
         <w:pBdr>
+          <w:right w:val="single" w:color="555555" w:sz="18" w:space="8"/>
+        </w:pBdr>
+        <w:shd w:fill="EEF2F1" w:color="auto" w:val="clear"/>
+        <w:bidi/>
+        <w:spacing w:after="140" w:before="0" w:line="300"/>
+      </w:pPr>
+      <w:r>
+        <w:rPr>
+          <w:rFonts w:ascii="Arial" w:cs="Arial" w:eastAsia="Arial" w:hAnsi="Arial"/>
+          <w:b/>
+          <w:bCs/>
+          <w:i w:val="false"/>
+          <w:color w:val="555555"/>
+          <w:sz w:val="22"/>
+          <w:szCs w:val="22"/>
+          <w:rtl/>
+        </w:rPr>
+        <w:t xml:space="preserve">على الشاشة / اعمل:  </w:t>
+      </w:r>
+      <w:r>
+        <w:rPr>
+          <w:rFonts w:ascii="Arial" w:cs="Arial" w:eastAsia="Arial" w:hAnsi="Arial"/>
+          <w:b w:val="false"/>
+          <w:i w:val="false"/>
+          <w:sz w:val="23"/>
+          <w:szCs w:val="23"/>
+          <w:rtl/>
+        </w:rPr>
+        <w:t xml:space="preserve">اعمل ٣ حركات قدامهم ببطء: غيّر الفرع للإسكندرية وخلّيهم يشوفوا الرسوم بتتغير. غيّر الشهور للربع التالت. رتّب جدول التفاصيل بالإجمالي.</w:t>
+      </w:r>
+    </w:p>
+    <w:p>
+      <w:pPr>
+        <w:keepNext w:val="false"/>
+        <w:keepLines/>
+        <w:pBdr>
+          <w:right w:val="single" w:color="0E4F4B" w:sz="18" w:space="8"/>
+        </w:pBdr>
+        <w:shd w:fill="FFFFFF" w:color="auto" w:val="clear"/>
+        <w:bidi/>
+        <w:spacing w:after="140" w:before="0" w:line="300"/>
+      </w:pPr>
+      <w:r>
+        <w:rPr>
+          <w:rFonts w:ascii="Arial" w:cs="Arial" w:eastAsia="Arial" w:hAnsi="Arial"/>
+          <w:b/>
+          <w:bCs/>
+          <w:i w:val="false"/>
+          <w:color w:val="0E4F4B"/>
+          <w:sz w:val="22"/>
+          <w:szCs w:val="22"/>
+          <w:rtl/>
+        </w:rPr>
+        <w:t xml:space="preserve">تقول:  </w:t>
+      </w:r>
+      <w:r>
+        <w:rPr>
+          <w:rFonts w:ascii="Arial" w:cs="Arial" w:eastAsia="Arial" w:hAnsi="Arial"/>
+          <w:b w:val="false"/>
+          <w:i w:val="false"/>
+          <w:sz w:val="23"/>
+          <w:szCs w:val="23"/>
+          <w:rtl/>
+        </w:rPr>
+        <w:t xml:space="preserve">لاحظتوا إن كل حاجة اتحركت مع بعض؟ البطاقات والرسوم والجدول. ده معنى «تفاعلية». المدير بيسأل السؤال بنفسه، بدل ما يطلب منكم تقرير جديد.</w:t>
+      </w:r>
+    </w:p>
+    <w:p>
+      <w:pPr>
+        <w:keepNext w:val="false"/>
+        <w:keepLines/>
+        <w:pBdr>
           <w:right w:val="single" w:color="1D3A6B" w:sz="18" w:space="8"/>
         </w:pBdr>
         <w:shd w:fill="EEF1F8" w:color="auto" w:val="clear"/>
@@ -2994,6 +3293,44 @@
         <w:keepNext w:val="false"/>
         <w:keepLines/>
         <w:pBdr>
+          <w:right w:val="single" w:color="555555" w:sz="18" w:space="8"/>
+        </w:pBdr>
+        <w:shd w:fill="F5F5F5" w:color="auto" w:val="clear"/>
+        <w:bidi/>
+        <w:spacing w:after="140" w:before="0" w:line="300"/>
+      </w:pPr>
+      <w:r>
+        <w:rPr>
+          <w:rFonts w:ascii="Arial" w:cs="Arial" w:eastAsia="Arial" w:hAnsi="Arial"/>
+          <w:b/>
+          <w:bCs/>
+          <w:i w:val="false"/>
+          <w:color w:val="555555"/>
+          <w:sz w:val="22"/>
+          <w:szCs w:val="22"/>
+          <w:rtl/>
+        </w:rPr>
+        <w:t xml:space="preserve">ملحوظة ليك:  </w:t>
+      </w:r>
+      <w:r>
+        <w:rPr>
+          <w:rFonts w:ascii="Arial" w:cs="Arial" w:eastAsia="Arial" w:hAnsi="Arial"/>
+          <w:b w:val="false"/>
+          <w:i/>
+          <w:iCs/>
+          <w:color w:val="555555"/>
+          <w:sz w:val="23"/>
+          <w:szCs w:val="23"/>
+          <w:rtl/>
+        </w:rPr>
+        <w:t xml:space="preserve">لو حد لقى الغلط فعلًا: احتفل بيه جدًا. «برافو! إزاي لقيته؟». غالبًا هيقول «قارنت بالرسم» أو «حسيت إنه كبير». قول: «بالظبط. وده اللي هنعلّمه للكل: مايتصدقش رقم من غير ما يتقارن».</w:t>
+      </w:r>
+    </w:p>
+    <w:p>
+      <w:pPr>
+        <w:keepNext w:val="false"/>
+        <w:keepLines/>
+        <w:pBdr>
           <w:right w:val="single" w:color="1D3A6B" w:sz="18" w:space="8"/>
         </w:pBdr>
         <w:shd w:fill="EEF1F8" w:color="auto" w:val="clear"/>
@@ -3255,6 +3592,42 @@
           <w:rtl/>
         </w:rPr>
         <w:t xml:space="preserve">أي تطبيق أو موقع أو لوحة، هو مطعم.</w:t>
+      </w:r>
+    </w:p>
+    <w:p>
+      <w:pPr>
+        <w:keepNext w:val="false"/>
+        <w:keepLines/>
+        <w:pBdr>
+          <w:right w:val="single" w:color="555555" w:sz="18" w:space="8"/>
+        </w:pBdr>
+        <w:shd w:fill="EEF2F1" w:color="auto" w:val="clear"/>
+        <w:bidi/>
+        <w:spacing w:after="140" w:before="0" w:line="300"/>
+      </w:pPr>
+      <w:r>
+        <w:rPr>
+          <w:rFonts w:ascii="Arial" w:cs="Arial" w:eastAsia="Arial" w:hAnsi="Arial"/>
+          <w:b/>
+          <w:bCs/>
+          <w:i w:val="false"/>
+          <w:color w:val="555555"/>
+          <w:sz w:val="22"/>
+          <w:szCs w:val="22"/>
+          <w:rtl/>
+        </w:rPr>
+        <w:t xml:space="preserve">على الشاشة / اعمل:  </w:t>
+      </w:r>
+      <w:r>
+        <w:rPr>
+          <w:rFonts w:ascii="Arial" w:cs="Arial" w:eastAsia="Arial" w:hAnsi="Arial"/>
+          <w:b w:val="false"/>
+          <w:i w:val="false"/>
+          <w:sz w:val="23"/>
+          <w:szCs w:val="23"/>
+          <w:rtl/>
+        </w:rPr>
+        <w:t xml:space="preserve">ارسم على السبورة ٤ مربعات: صالة، جرسون، مطبخ، مخزن. وأسهم بينهم.</w:t>
       </w:r>
     </w:p>
     <w:tbl>
@@ -3788,6 +4161,161 @@
         <w:keepNext w:val="false"/>
         <w:keepLines/>
         <w:pBdr>
+          <w:right w:val="single" w:color="1D3A6B" w:sz="18" w:space="8"/>
+        </w:pBdr>
+        <w:shd w:fill="EEF1F8" w:color="auto" w:val="clear"/>
+        <w:bidi/>
+        <w:spacing w:after="140" w:before="0" w:line="300"/>
+      </w:pPr>
+      <w:r>
+        <w:rPr>
+          <w:rFonts w:ascii="Arial" w:cs="Arial" w:eastAsia="Arial" w:hAnsi="Arial"/>
+          <w:b/>
+          <w:bCs/>
+          <w:i w:val="false"/>
+          <w:color w:val="1D3A6B"/>
+          <w:sz w:val="22"/>
+          <w:szCs w:val="22"/>
+          <w:rtl/>
+        </w:rPr>
+        <w:t xml:space="preserve">اسأل القاعة:  </w:t>
+      </w:r>
+      <w:r>
+        <w:rPr>
+          <w:rFonts w:ascii="Arial" w:cs="Arial" w:eastAsia="Arial" w:hAnsi="Arial"/>
+          <w:b/>
+          <w:bCs/>
+          <w:i w:val="false"/>
+          <w:sz w:val="23"/>
+          <w:szCs w:val="23"/>
+          <w:rtl/>
+        </w:rPr>
+        <w:t xml:space="preserve">تخيلوا مطعم كل زبون بيدخل المطبخ ويطبخ لنفسه. هيحصل إيه؟</w:t>
+      </w:r>
+    </w:p>
+    <w:p>
+      <w:pPr>
+        <w:keepNext/>
+        <w:keepLines/>
+        <w:pBdr>
+          <w:right w:val="single" w:color="1D3A6B" w:sz="18" w:space="8"/>
+        </w:pBdr>
+        <w:shd w:fill="EEF1F8" w:color="auto" w:val="clear"/>
+        <w:bidi/>
+        <w:spacing w:after="0" w:before="0" w:line="300"/>
+      </w:pPr>
+      <w:r>
+        <w:rPr>
+          <w:rFonts w:ascii="Arial" w:cs="Arial" w:eastAsia="Arial" w:hAnsi="Arial"/>
+          <w:b/>
+          <w:bCs/>
+          <w:i w:val="false"/>
+          <w:color w:val="1D3A6B"/>
+          <w:sz w:val="22"/>
+          <w:szCs w:val="22"/>
+          <w:rtl/>
+        </w:rPr>
+        <w:t xml:space="preserve">إجابات متوقعة:  </w:t>
+      </w:r>
+      <w:r>
+        <w:rPr>
+          <w:rFonts w:ascii="Arial" w:cs="Arial" w:eastAsia="Arial" w:hAnsi="Arial"/>
+          <w:b w:val="false"/>
+          <w:i w:val="false"/>
+          <w:sz w:val="23"/>
+          <w:szCs w:val="23"/>
+          <w:rtl/>
+        </w:rPr>
+        <w:t xml:space="preserve">فوضى</w:t>
+      </w:r>
+    </w:p>
+    <w:p>
+      <w:pPr>
+        <w:keepNext/>
+        <w:keepLines/>
+        <w:pBdr>
+          <w:right w:val="single" w:color="1D3A6B" w:sz="18" w:space="8"/>
+        </w:pBdr>
+        <w:shd w:fill="EEF1F8" w:color="auto" w:val="clear"/>
+        <w:bidi/>
+        <w:spacing w:after="0" w:before="0" w:line="300"/>
+      </w:pPr>
+      <w:r>
+        <w:rPr>
+          <w:rFonts w:ascii="Arial" w:cs="Arial" w:eastAsia="Arial" w:hAnsi="Arial"/>
+          <w:b w:val="false"/>
+          <w:i w:val="false"/>
+          <w:sz w:val="23"/>
+          <w:szCs w:val="23"/>
+          <w:rtl/>
+        </w:rPr>
+        <w:t xml:space="preserve">كل طبق مختلف</w:t>
+      </w:r>
+    </w:p>
+    <w:p>
+      <w:pPr>
+        <w:keepNext w:val="false"/>
+        <w:keepLines/>
+        <w:pBdr>
+          <w:right w:val="single" w:color="1D3A6B" w:sz="18" w:space="8"/>
+        </w:pBdr>
+        <w:shd w:fill="EEF1F8" w:color="auto" w:val="clear"/>
+        <w:bidi/>
+        <w:spacing w:after="140" w:before="0" w:line="300"/>
+      </w:pPr>
+      <w:r>
+        <w:rPr>
+          <w:rFonts w:ascii="Arial" w:cs="Arial" w:eastAsia="Arial" w:hAnsi="Arial"/>
+          <w:b w:val="false"/>
+          <w:i w:val="false"/>
+          <w:sz w:val="23"/>
+          <w:szCs w:val="23"/>
+          <w:rtl/>
+        </w:rPr>
+        <w:t xml:space="preserve">حد هيتحرق</w:t>
+      </w:r>
+    </w:p>
+    <w:p>
+      <w:pPr>
+        <w:keepNext w:val="false"/>
+        <w:keepLines/>
+        <w:pBdr>
+          <w:right w:val="single" w:color="0E4F4B" w:sz="18" w:space="8"/>
+        </w:pBdr>
+        <w:shd w:fill="FFFFFF" w:color="auto" w:val="clear"/>
+        <w:bidi/>
+        <w:spacing w:after="140" w:before="0" w:line="300"/>
+      </w:pPr>
+      <w:r>
+        <w:rPr>
+          <w:rFonts w:ascii="Arial" w:cs="Arial" w:eastAsia="Arial" w:hAnsi="Arial"/>
+          <w:b/>
+          <w:bCs/>
+          <w:i w:val="false"/>
+          <w:color w:val="0E4F4B"/>
+          <w:sz w:val="22"/>
+          <w:szCs w:val="22"/>
+          <w:rtl/>
+        </w:rPr>
+        <w:t xml:space="preserve">وبعدها تقول:  </w:t>
+      </w:r>
+      <w:r>
+        <w:rPr>
+          <w:rFonts w:ascii="Arial" w:cs="Arial" w:eastAsia="Arial" w:hAnsi="Arial"/>
+          <w:b w:val="false"/>
+          <w:i w:val="false"/>
+          <w:sz w:val="23"/>
+          <w:szCs w:val="23"/>
+          <w:rtl/>
+        </w:rPr>
+        <w:t xml:space="preserve">بالظبط. وده اللي بيحصل في ملفات إكسل كتير: كل شيت فيه معادلاته بطريقته، وكل واحد بيطلّع رقم مختلف لنفس الحاجة. هنرجع لده الأسبوع الجاي.</w:t>
+      </w:r>
+    </w:p>
+    <w:p>
+      <w:pPr>
+        <w:keepNext w:val="false"/>
+        <w:keepLines/>
+        <w:pBdr>
           <w:right w:val="single" w:color="9A5B12" w:sz="18" w:space="8"/>
         </w:pBdr>
         <w:shd w:fill="FBF3E4" w:color="auto" w:val="clear"/>
@@ -4007,6 +4535,260 @@
     </w:p>
     <w:p>
       <w:pPr>
+        <w:keepNext w:val="false"/>
+        <w:keepLines/>
+        <w:pBdr>
+          <w:right w:val="single" w:color="1D3A6B" w:sz="18" w:space="8"/>
+        </w:pBdr>
+        <w:shd w:fill="EEF1F8" w:color="auto" w:val="clear"/>
+        <w:bidi/>
+        <w:spacing w:after="140" w:before="0" w:line="300"/>
+      </w:pPr>
+      <w:r>
+        <w:rPr>
+          <w:rFonts w:ascii="Arial" w:cs="Arial" w:eastAsia="Arial" w:hAnsi="Arial"/>
+          <w:b/>
+          <w:bCs/>
+          <w:i w:val="false"/>
+          <w:color w:val="1D3A6B"/>
+          <w:sz w:val="22"/>
+          <w:szCs w:val="22"/>
+          <w:rtl/>
+        </w:rPr>
+        <w:t xml:space="preserve">اسأل القاعة:  </w:t>
+      </w:r>
+      <w:r>
+        <w:rPr>
+          <w:rFonts w:ascii="Arial" w:cs="Arial" w:eastAsia="Arial" w:hAnsi="Arial"/>
+          <w:b/>
+          <w:bCs/>
+          <w:i w:val="false"/>
+          <w:sz w:val="23"/>
+          <w:szCs w:val="23"/>
+          <w:rtl/>
+        </w:rPr>
+        <w:t xml:space="preserve">سؤال اختبار: زرار الفلتر اللي بيختار الفرع، ده في الصالة ولا المطبخ؟</w:t>
+      </w:r>
+    </w:p>
+    <w:p>
+      <w:pPr>
+        <w:keepNext w:val="false"/>
+        <w:keepLines/>
+        <w:pBdr>
+          <w:right w:val="single" w:color="1D3A6B" w:sz="18" w:space="8"/>
+        </w:pBdr>
+        <w:shd w:fill="EEF1F8" w:color="auto" w:val="clear"/>
+        <w:bidi/>
+        <w:spacing w:after="140" w:before="0" w:line="300"/>
+      </w:pPr>
+      <w:r>
+        <w:rPr>
+          <w:rFonts w:ascii="Arial" w:cs="Arial" w:eastAsia="Arial" w:hAnsi="Arial"/>
+          <w:b/>
+          <w:bCs/>
+          <w:i w:val="false"/>
+          <w:color w:val="1D3A6B"/>
+          <w:sz w:val="22"/>
+          <w:szCs w:val="22"/>
+          <w:rtl/>
+        </w:rPr>
+        <w:t xml:space="preserve">إجابات متوقعة:  </w:t>
+      </w:r>
+      <w:r>
+        <w:rPr>
+          <w:rFonts w:ascii="Arial" w:cs="Arial" w:eastAsia="Arial" w:hAnsi="Arial"/>
+          <w:b w:val="false"/>
+          <w:i w:val="false"/>
+          <w:sz w:val="23"/>
+          <w:szCs w:val="23"/>
+          <w:rtl/>
+        </w:rPr>
+        <w:t xml:space="preserve">الصالة</w:t>
+      </w:r>
+    </w:p>
+    <w:p>
+      <w:pPr>
+        <w:keepNext w:val="false"/>
+        <w:keepLines/>
+        <w:pBdr>
+          <w:right w:val="single" w:color="0E4F4B" w:sz="18" w:space="8"/>
+        </w:pBdr>
+        <w:shd w:fill="FFFFFF" w:color="auto" w:val="clear"/>
+        <w:bidi/>
+        <w:spacing w:after="140" w:before="0" w:line="300"/>
+      </w:pPr>
+      <w:r>
+        <w:rPr>
+          <w:rFonts w:ascii="Arial" w:cs="Arial" w:eastAsia="Arial" w:hAnsi="Arial"/>
+          <w:b/>
+          <w:bCs/>
+          <w:i w:val="false"/>
+          <w:color w:val="0E4F4B"/>
+          <w:sz w:val="22"/>
+          <w:szCs w:val="22"/>
+          <w:rtl/>
+        </w:rPr>
+        <w:t xml:space="preserve">وبعدها تقول:  </w:t>
+      </w:r>
+      <w:r>
+        <w:rPr>
+          <w:rFonts w:ascii="Arial" w:cs="Arial" w:eastAsia="Arial" w:hAnsi="Arial"/>
+          <w:b w:val="false"/>
+          <w:i w:val="false"/>
+          <w:sz w:val="23"/>
+          <w:szCs w:val="23"/>
+          <w:rtl/>
+        </w:rPr>
+        <w:t xml:space="preserve">صح. وحساب إجمالي الفرع بعد ما تختاره؟</w:t>
+      </w:r>
+    </w:p>
+    <w:p>
+      <w:pPr>
+        <w:keepNext w:val="false"/>
+        <w:keepLines/>
+        <w:pBdr>
+          <w:right w:val="single" w:color="1D3A6B" w:sz="18" w:space="8"/>
+        </w:pBdr>
+        <w:shd w:fill="EEF1F8" w:color="auto" w:val="clear"/>
+        <w:bidi/>
+        <w:spacing w:after="140" w:before="0" w:line="300"/>
+      </w:pPr>
+      <w:r>
+        <w:rPr>
+          <w:rFonts w:ascii="Arial" w:cs="Arial" w:eastAsia="Arial" w:hAnsi="Arial"/>
+          <w:b/>
+          <w:bCs/>
+          <w:i w:val="false"/>
+          <w:color w:val="1D3A6B"/>
+          <w:sz w:val="22"/>
+          <w:szCs w:val="22"/>
+          <w:rtl/>
+        </w:rPr>
+        <w:t xml:space="preserve">اسأل القاعة:  </w:t>
+      </w:r>
+      <w:r>
+        <w:rPr>
+          <w:rFonts w:ascii="Arial" w:cs="Arial" w:eastAsia="Arial" w:hAnsi="Arial"/>
+          <w:b/>
+          <w:bCs/>
+          <w:i w:val="false"/>
+          <w:sz w:val="23"/>
+          <w:szCs w:val="23"/>
+          <w:rtl/>
+        </w:rPr>
+        <w:t xml:space="preserve">…</w:t>
+      </w:r>
+    </w:p>
+    <w:p>
+      <w:pPr>
+        <w:keepNext w:val="false"/>
+        <w:keepLines/>
+        <w:pBdr>
+          <w:right w:val="single" w:color="1D3A6B" w:sz="18" w:space="8"/>
+        </w:pBdr>
+        <w:shd w:fill="EEF1F8" w:color="auto" w:val="clear"/>
+        <w:bidi/>
+        <w:spacing w:after="140" w:before="0" w:line="300"/>
+      </w:pPr>
+      <w:r>
+        <w:rPr>
+          <w:rFonts w:ascii="Arial" w:cs="Arial" w:eastAsia="Arial" w:hAnsi="Arial"/>
+          <w:b/>
+          <w:bCs/>
+          <w:i w:val="false"/>
+          <w:color w:val="1D3A6B"/>
+          <w:sz w:val="22"/>
+          <w:szCs w:val="22"/>
+          <w:rtl/>
+        </w:rPr>
+        <w:t xml:space="preserve">إجابات متوقعة:  </w:t>
+      </w:r>
+      <w:r>
+        <w:rPr>
+          <w:rFonts w:ascii="Arial" w:cs="Arial" w:eastAsia="Arial" w:hAnsi="Arial"/>
+          <w:b w:val="false"/>
+          <w:i w:val="false"/>
+          <w:sz w:val="23"/>
+          <w:szCs w:val="23"/>
+          <w:rtl/>
+        </w:rPr>
+        <w:t xml:space="preserve">المطبخ</w:t>
+      </w:r>
+    </w:p>
+    <w:p>
+      <w:pPr>
+        <w:keepNext w:val="false"/>
+        <w:keepLines/>
+        <w:pBdr>
+          <w:right w:val="single" w:color="0E4F4B" w:sz="18" w:space="8"/>
+        </w:pBdr>
+        <w:shd w:fill="FFFFFF" w:color="auto" w:val="clear"/>
+        <w:bidi/>
+        <w:spacing w:after="140" w:before="0" w:line="300"/>
+      </w:pPr>
+      <w:r>
+        <w:rPr>
+          <w:rFonts w:ascii="Arial" w:cs="Arial" w:eastAsia="Arial" w:hAnsi="Arial"/>
+          <w:b/>
+          <w:bCs/>
+          <w:i w:val="false"/>
+          <w:color w:val="0E4F4B"/>
+          <w:sz w:val="22"/>
+          <w:szCs w:val="22"/>
+          <w:rtl/>
+        </w:rPr>
+        <w:t xml:space="preserve">وبعدها تقول:  </w:t>
+      </w:r>
+      <w:r>
+        <w:rPr>
+          <w:rFonts w:ascii="Arial" w:cs="Arial" w:eastAsia="Arial" w:hAnsi="Arial"/>
+          <w:b w:val="false"/>
+          <w:i w:val="false"/>
+          <w:sz w:val="23"/>
+          <w:szCs w:val="23"/>
+          <w:rtl/>
+        </w:rPr>
+        <w:t xml:space="preserve">ممتاز. كده إنتم فاهمين أي تطبيق في الدنيا. من فيسبوك لنظام الشركة.</w:t>
+      </w:r>
+    </w:p>
+    <w:p>
+      <w:pPr>
+        <w:keepNext w:val="false"/>
+        <w:keepLines/>
+        <w:pBdr>
+          <w:right w:val="single" w:color="9A5B12" w:sz="18" w:space="8"/>
+        </w:pBdr>
+        <w:shd w:fill="FBF3E4" w:color="auto" w:val="clear"/>
+        <w:bidi/>
+        <w:spacing w:after="140" w:before="0" w:line="300"/>
+      </w:pPr>
+      <w:r>
+        <w:rPr>
+          <w:rFonts w:ascii="Arial" w:cs="Arial" w:eastAsia="Arial" w:hAnsi="Arial"/>
+          <w:b/>
+          <w:bCs/>
+          <w:i w:val="false"/>
+          <w:color w:val="9A5B12"/>
+          <w:sz w:val="22"/>
+          <w:szCs w:val="22"/>
+          <w:rtl/>
+        </w:rPr>
+        <w:t xml:space="preserve">حيلة ذكية (الاختبار الفوري):  </w:t>
+      </w:r>
+      <w:r>
+        <w:rPr>
+          <w:rFonts w:ascii="Arial" w:cs="Arial" w:eastAsia="Arial" w:hAnsi="Arial"/>
+          <w:b w:val="false"/>
+          <w:i w:val="false"/>
+          <w:sz w:val="23"/>
+          <w:szCs w:val="23"/>
+          <w:rtl/>
+        </w:rPr>
+        <w:t xml:space="preserve">سؤالين سريعين بعد الشرح مباشرة بيحولوا التشبيه لمعرفة مستخدمة. ولو حد غلط، بتصحّح في ثانية قبل ما الفكرة الغلط تثبت.</w:t>
+      </w:r>
+    </w:p>
+    <w:p>
+      <w:pPr>
         <w:bidi/>
         <w:spacing w:after="100" w:before="0" w:line="300"/>
       </w:pPr>
@@ -4164,6 +4946,115 @@
     </w:p>
     <w:p>
       <w:pPr>
+        <w:keepNext w:val="false"/>
+        <w:keepLines/>
+        <w:pBdr>
+          <w:right w:val="single" w:color="1D3A6B" w:sz="18" w:space="8"/>
+        </w:pBdr>
+        <w:shd w:fill="EEF1F8" w:color="auto" w:val="clear"/>
+        <w:bidi/>
+        <w:spacing w:after="140" w:before="0" w:line="300"/>
+      </w:pPr>
+      <w:r>
+        <w:rPr>
+          <w:rFonts w:ascii="Arial" w:cs="Arial" w:eastAsia="Arial" w:hAnsi="Arial"/>
+          <w:b/>
+          <w:bCs/>
+          <w:i w:val="false"/>
+          <w:color w:val="1D3A6B"/>
+          <w:sz w:val="22"/>
+          <w:szCs w:val="22"/>
+          <w:rtl/>
+        </w:rPr>
+        <w:t xml:space="preserve">اسأل القاعة:  </w:t>
+      </w:r>
+      <w:r>
+        <w:rPr>
+          <w:rFonts w:ascii="Arial" w:cs="Arial" w:eastAsia="Arial" w:hAnsi="Arial"/>
+          <w:b/>
+          <w:bCs/>
+          <w:i w:val="false"/>
+          <w:sz w:val="23"/>
+          <w:szCs w:val="23"/>
+          <w:rtl/>
+        </w:rPr>
+        <w:t xml:space="preserve">مين فتح VS Code قبل كده؟</w:t>
+      </w:r>
+    </w:p>
+    <w:p>
+      <w:pPr>
+        <w:keepNext w:val="false"/>
+        <w:keepLines/>
+        <w:pBdr>
+          <w:right w:val="single" w:color="1D3A6B" w:sz="18" w:space="8"/>
+        </w:pBdr>
+        <w:shd w:fill="EEF1F8" w:color="auto" w:val="clear"/>
+        <w:bidi/>
+        <w:spacing w:after="140" w:before="0" w:line="300"/>
+      </w:pPr>
+      <w:r>
+        <w:rPr>
+          <w:rFonts w:ascii="Arial" w:cs="Arial" w:eastAsia="Arial" w:hAnsi="Arial"/>
+          <w:b/>
+          <w:bCs/>
+          <w:i w:val="false"/>
+          <w:color w:val="1D3A6B"/>
+          <w:sz w:val="22"/>
+          <w:szCs w:val="22"/>
+          <w:rtl/>
+        </w:rPr>
+        <w:t xml:space="preserve">إجابات متوقعة:  </w:t>
+      </w:r>
+      <w:r>
+        <w:rPr>
+          <w:rFonts w:ascii="Arial" w:cs="Arial" w:eastAsia="Arial" w:hAnsi="Arial"/>
+          <w:b w:val="false"/>
+          <w:i w:val="false"/>
+          <w:sz w:val="23"/>
+          <w:szCs w:val="23"/>
+          <w:rtl/>
+        </w:rPr>
+        <w:t xml:space="preserve">قليلين</w:t>
+      </w:r>
+    </w:p>
+    <w:p>
+      <w:pPr>
+        <w:keepNext w:val="false"/>
+        <w:keepLines/>
+        <w:pBdr>
+          <w:right w:val="single" w:color="0E4F4B" w:sz="18" w:space="8"/>
+        </w:pBdr>
+        <w:shd w:fill="FFFFFF" w:color="auto" w:val="clear"/>
+        <w:bidi/>
+        <w:spacing w:after="140" w:before="0" w:line="300"/>
+      </w:pPr>
+      <w:r>
+        <w:rPr>
+          <w:rFonts w:ascii="Arial" w:cs="Arial" w:eastAsia="Arial" w:hAnsi="Arial"/>
+          <w:b/>
+          <w:bCs/>
+          <w:i w:val="false"/>
+          <w:color w:val="0E4F4B"/>
+          <w:sz w:val="22"/>
+          <w:szCs w:val="22"/>
+          <w:rtl/>
+        </w:rPr>
+        <w:t xml:space="preserve">وبعدها تقول:  </w:t>
+      </w:r>
+      <w:r>
+        <w:rPr>
+          <w:rFonts w:ascii="Arial" w:cs="Arial" w:eastAsia="Arial" w:hAnsi="Arial"/>
+          <w:b w:val="false"/>
+          <w:i w:val="false"/>
+          <w:sz w:val="23"/>
+          <w:szCs w:val="23"/>
+          <w:rtl/>
+        </w:rPr>
+        <w:t xml:space="preserve">تمام. ماتخافوش من شكله. إنتم محتاجين ٣ حاجات بس منه النهارده، واللي باقي تجاهلوه.</w:t>
+      </w:r>
+    </w:p>
+    <w:p>
+      <w:pPr>
         <w:pStyle w:val="Heading2"/>
         <w:keepNext/>
         <w:bidi/>
@@ -4217,6 +5108,78 @@
           <w:rtl/>
         </w:rPr>
         <w:t xml:space="preserve">في الجلسات اللي فاتت، الذكاء الاصطناعي كان بيدّيك كود، وإنت تنسخ وتلصق وتشغّل وترجع بالخطأ. إنت كنت «الوسيط» في كل خطوة.</w:t>
+      </w:r>
+    </w:p>
+    <w:p>
+      <w:pPr>
+        <w:keepNext w:val="false"/>
+        <w:keepLines/>
+        <w:pBdr>
+          <w:right w:val="single" w:color="0E4F4B" w:sz="18" w:space="8"/>
+        </w:pBdr>
+        <w:shd w:fill="FFFFFF" w:color="auto" w:val="clear"/>
+        <w:bidi/>
+        <w:spacing w:after="140" w:before="0" w:line="300"/>
+      </w:pPr>
+      <w:r>
+        <w:rPr>
+          <w:rFonts w:ascii="Arial" w:cs="Arial" w:eastAsia="Arial" w:hAnsi="Arial"/>
+          <w:b/>
+          <w:bCs/>
+          <w:i w:val="false"/>
+          <w:color w:val="0E4F4B"/>
+          <w:sz w:val="22"/>
+          <w:szCs w:val="22"/>
+          <w:rtl/>
+        </w:rPr>
+        <w:t xml:space="preserve">تقول:  </w:t>
+      </w:r>
+      <w:r>
+        <w:rPr>
+          <w:rFonts w:ascii="Arial" w:cs="Arial" w:eastAsia="Arial" w:hAnsi="Arial"/>
+          <w:b w:val="false"/>
+          <w:i w:val="false"/>
+          <w:sz w:val="23"/>
+          <w:szCs w:val="23"/>
+          <w:rtl/>
+        </w:rPr>
+        <w:t xml:space="preserve">فاكرين الأسبوع اللي فات؟ نسخت الكود، لصقته في Notepad، حفظته، فتحت الشاشة السودا، شغّلت، طلع خطأ، نسخت الخطأ، رجعت للأداة، أخدت كود جديد… ١٠ خطوات إنت فيهم «الساعي».</w:t>
+      </w:r>
+    </w:p>
+    <w:p>
+      <w:pPr>
+        <w:keepNext w:val="false"/>
+        <w:keepLines/>
+        <w:pBdr>
+          <w:right w:val="single" w:color="9A5B12" w:sz="18" w:space="8"/>
+        </w:pBdr>
+        <w:shd w:fill="FBF3E4" w:color="auto" w:val="clear"/>
+        <w:bidi/>
+        <w:spacing w:after="140" w:before="0" w:line="300"/>
+      </w:pPr>
+      <w:r>
+        <w:rPr>
+          <w:rFonts w:ascii="Arial" w:cs="Arial" w:eastAsia="Arial" w:hAnsi="Arial"/>
+          <w:b/>
+          <w:bCs/>
+          <w:i w:val="false"/>
+          <w:color w:val="9A5B12"/>
+          <w:sz w:val="22"/>
+          <w:szCs w:val="22"/>
+          <w:rtl/>
+        </w:rPr>
+        <w:t xml:space="preserve">حيلة ذكية (تذكير بالألم):  </w:t>
+      </w:r>
+      <w:r>
+        <w:rPr>
+          <w:rFonts w:ascii="Arial" w:cs="Arial" w:eastAsia="Arial" w:hAnsi="Arial"/>
+          <w:b w:val="false"/>
+          <w:i w:val="false"/>
+          <w:sz w:val="23"/>
+          <w:szCs w:val="23"/>
+          <w:rtl/>
+        </w:rPr>
+        <w:t xml:space="preserve">تذكيرهم بالتعب اللي عاشوه الأسبوع اللي فات بيخلّي الأداة الجديدة تبان كحل لمشكلة حقيقية حسّوها، مش مجرد أداة جديدة كمان.</w:t>
       </w:r>
     </w:p>
     <w:p>
@@ -5895,6 +6858,114 @@
         <w:keepNext w:val="false"/>
         <w:keepLines/>
         <w:pBdr>
+          <w:right w:val="single" w:color="555555" w:sz="18" w:space="8"/>
+        </w:pBdr>
+        <w:shd w:fill="EEF2F1" w:color="auto" w:val="clear"/>
+        <w:bidi/>
+        <w:spacing w:after="140" w:before="0" w:line="300"/>
+      </w:pPr>
+      <w:r>
+        <w:rPr>
+          <w:rFonts w:ascii="Arial" w:cs="Arial" w:eastAsia="Arial" w:hAnsi="Arial"/>
+          <w:b/>
+          <w:bCs/>
+          <w:i w:val="false"/>
+          <w:color w:val="555555"/>
+          <w:sz w:val="22"/>
+          <w:szCs w:val="22"/>
+          <w:rtl/>
+        </w:rPr>
+        <w:t xml:space="preserve">على الشاشة / اعمل:  </w:t>
+      </w:r>
+      <w:r>
+        <w:rPr>
+          <w:rFonts w:ascii="Arial" w:cs="Arial" w:eastAsia="Arial" w:hAnsi="Arial"/>
+          <w:b w:val="false"/>
+          <w:i w:val="false"/>
+          <w:sz w:val="23"/>
+          <w:szCs w:val="23"/>
+          <w:rtl/>
+        </w:rPr>
+        <w:t xml:space="preserve">لما يطلب الإذن، ماتوافقش بسرعة. اقرا الطلب بصوت عالي: «هو عايز يشغّل أمر يقرا الملف. تمام، ده قراءة بس، أوافق». لو كان عايز يعدّل ملف في data: «لأ، ده ممنوع حسب CLAUDE.md. أرفض».</w:t>
+      </w:r>
+    </w:p>
+    <w:p>
+      <w:pPr>
+        <w:keepNext w:val="false"/>
+        <w:keepLines/>
+        <w:pBdr>
+          <w:right w:val="single" w:color="0E4F4B" w:sz="18" w:space="8"/>
+        </w:pBdr>
+        <w:shd w:fill="FFFFFF" w:color="auto" w:val="clear"/>
+        <w:bidi/>
+        <w:spacing w:after="140" w:before="0" w:line="300"/>
+      </w:pPr>
+      <w:r>
+        <w:rPr>
+          <w:rFonts w:ascii="Arial" w:cs="Arial" w:eastAsia="Arial" w:hAnsi="Arial"/>
+          <w:b/>
+          <w:bCs/>
+          <w:i w:val="false"/>
+          <w:color w:val="0E4F4B"/>
+          <w:sz w:val="22"/>
+          <w:szCs w:val="22"/>
+          <w:rtl/>
+        </w:rPr>
+        <w:t xml:space="preserve">تقول:  </w:t>
+      </w:r>
+      <w:r>
+        <w:rPr>
+          <w:rFonts w:ascii="Arial" w:cs="Arial" w:eastAsia="Arial" w:hAnsi="Arial"/>
+          <w:b w:val="false"/>
+          <w:i w:val="false"/>
+          <w:sz w:val="23"/>
+          <w:szCs w:val="23"/>
+          <w:rtl/>
+        </w:rPr>
+        <w:t xml:space="preserve">شايفين؟ أنا مش بوافق على كل حاجة. أنا بقرا. ده الفرق بين إنك مدير للأداة، وإنك متفرج عليها.</w:t>
+      </w:r>
+    </w:p>
+    <w:p>
+      <w:pPr>
+        <w:keepNext w:val="false"/>
+        <w:keepLines/>
+        <w:pBdr>
+          <w:right w:val="single" w:color="9A5B12" w:sz="18" w:space="8"/>
+        </w:pBdr>
+        <w:shd w:fill="FBF3E4" w:color="auto" w:val="clear"/>
+        <w:bidi/>
+        <w:spacing w:after="140" w:before="0" w:line="300"/>
+      </w:pPr>
+      <w:r>
+        <w:rPr>
+          <w:rFonts w:ascii="Arial" w:cs="Arial" w:eastAsia="Arial" w:hAnsi="Arial"/>
+          <w:b/>
+          <w:bCs/>
+          <w:i w:val="false"/>
+          <w:color w:val="9A5B12"/>
+          <w:sz w:val="22"/>
+          <w:szCs w:val="22"/>
+          <w:rtl/>
+        </w:rPr>
+        <w:t xml:space="preserve">حيلة ذكية (نمذجة السلوك):  </w:t>
+      </w:r>
+      <w:r>
+        <w:rPr>
+          <w:rFonts w:ascii="Arial" w:cs="Arial" w:eastAsia="Arial" w:hAnsi="Arial"/>
+          <w:b w:val="false"/>
+          <w:i w:val="false"/>
+          <w:sz w:val="23"/>
+          <w:szCs w:val="23"/>
+          <w:rtl/>
+        </w:rPr>
+        <w:t xml:space="preserve">إنك تقرا طلبات الإذن بصوت عالي قدامهم وترفض واحد بيعلّمهم السلوك الصح بالتقليد. الناس بتقلد اللي بتشوفه أكتر من اللي بتسمعه.</w:t>
+      </w:r>
+    </w:p>
+    <w:p>
+      <w:pPr>
+        <w:keepNext w:val="false"/>
+        <w:keepLines/>
+        <w:pBdr>
           <w:right w:val="single" w:color="5B2A45" w:sz="18" w:space="8"/>
         </w:pBdr>
         <w:shd w:fill="F6EEF3" w:color="auto" w:val="clear"/>
@@ -5961,6 +7032,79 @@
           <w:rtl/>
         </w:rPr>
         <w:t xml:space="preserve">عشان كده بنستخدم GitHub الأسبوع الجاي: بيحفظ كل نسخة، وترجع لأي نقطة في ثواني. ولحد ده، اشتغل على نسخة من المشروع.</w:t>
+      </w:r>
+    </w:p>
+    <w:p>
+      <w:pPr>
+        <w:keepNext w:val="false"/>
+        <w:keepLines/>
+        <w:pBdr>
+          <w:right w:val="single" w:color="5B2A45" w:sz="18" w:space="8"/>
+        </w:pBdr>
+        <w:shd w:fill="F6EEF3" w:color="auto" w:val="clear"/>
+        <w:bidi/>
+        <w:spacing w:after="140" w:before="0" w:line="300"/>
+      </w:pPr>
+      <w:r>
+        <w:rPr>
+          <w:rFonts w:ascii="Arial" w:cs="Arial" w:eastAsia="Arial" w:hAnsi="Arial"/>
+          <w:b/>
+          <w:bCs/>
+          <w:i w:val="false"/>
+          <w:color w:val="5B2A45"/>
+          <w:sz w:val="22"/>
+          <w:szCs w:val="22"/>
+          <w:rtl/>
+        </w:rPr>
+        <w:t xml:space="preserve">لو اتسألت:  </w:t>
+      </w:r>
+      <w:r>
+        <w:rPr>
+          <w:rFonts w:ascii="Arial" w:cs="Arial" w:eastAsia="Arial" w:hAnsi="Arial"/>
+          <w:b/>
+          <w:bCs/>
+          <w:i w:val="false"/>
+          <w:sz w:val="23"/>
+          <w:szCs w:val="23"/>
+          <w:rtl/>
+        </w:rPr>
+        <w:t xml:space="preserve">أنا معنديش اشتراك. أعمل إيه في الجلسة؟</w:t>
+      </w:r>
+    </w:p>
+    <w:p>
+      <w:pPr>
+        <w:keepNext w:val="false"/>
+        <w:keepLines/>
+        <w:pBdr>
+          <w:right w:val="single" w:color="5B2A45" w:sz="18" w:space="8"/>
+        </w:pBdr>
+        <w:shd w:fill="F6EEF3" w:color="auto" w:val="clear"/>
+        <w:bidi/>
+        <w:spacing w:after="140" w:before="0" w:line="300"/>
+      </w:pPr>
+      <w:r>
+        <w:rPr>
+          <w:rFonts w:ascii="Arial" w:cs="Arial" w:eastAsia="Arial" w:hAnsi="Arial"/>
+          <w:b/>
+          <w:bCs/>
+          <w:i w:val="false"/>
+          <w:color w:val="5B2A45"/>
+          <w:sz w:val="22"/>
+          <w:szCs w:val="22"/>
+          <w:rtl/>
+        </w:rPr>
+        <w:t xml:space="preserve">ترد:  </w:t>
+      </w:r>
+      <w:r>
+        <w:rPr>
+          <w:rFonts w:ascii="Arial" w:cs="Arial" w:eastAsia="Arial" w:hAnsi="Arial"/>
+          <w:b w:val="false"/>
+          <w:i w:val="false"/>
+          <w:sz w:val="23"/>
+          <w:szCs w:val="23"/>
+          <w:rtl/>
+        </w:rPr>
+        <w:t xml:space="preserve">المسار الأساسي في الورشة شغال بأي أداة محادثة، حتى المجانية. واللي شفتوه دلوقتي من Claude Code عرض عشان تعرفوا الخطوة الجاية لما تحتاجوها.</w:t>
       </w:r>
     </w:p>
     <w:p>
@@ -6186,6 +7330,115 @@
     </w:p>
     <w:p>
       <w:pPr>
+        <w:keepNext w:val="false"/>
+        <w:keepLines/>
+        <w:pBdr>
+          <w:right w:val="single" w:color="1D3A6B" w:sz="18" w:space="8"/>
+        </w:pBdr>
+        <w:shd w:fill="EEF1F8" w:color="auto" w:val="clear"/>
+        <w:bidi/>
+        <w:spacing w:after="140" w:before="0" w:line="300"/>
+      </w:pPr>
+      <w:r>
+        <w:rPr>
+          <w:rFonts w:ascii="Arial" w:cs="Arial" w:eastAsia="Arial" w:hAnsi="Arial"/>
+          <w:b/>
+          <w:bCs/>
+          <w:i w:val="false"/>
+          <w:color w:val="1D3A6B"/>
+          <w:sz w:val="22"/>
+          <w:szCs w:val="22"/>
+          <w:rtl/>
+        </w:rPr>
+        <w:t xml:space="preserve">اسأل القاعة:  </w:t>
+      </w:r>
+      <w:r>
+        <w:rPr>
+          <w:rFonts w:ascii="Arial" w:cs="Arial" w:eastAsia="Arial" w:hAnsi="Arial"/>
+          <w:b/>
+          <w:bCs/>
+          <w:i w:val="false"/>
+          <w:sz w:val="23"/>
+          <w:szCs w:val="23"/>
+          <w:rtl/>
+        </w:rPr>
+        <w:t xml:space="preserve">مين ملفه فيه صف عناوين فوق الجدول، زي «تقرير مبيعات شهر كذا»؟</w:t>
+      </w:r>
+    </w:p>
+    <w:p>
+      <w:pPr>
+        <w:keepNext w:val="false"/>
+        <w:keepLines/>
+        <w:pBdr>
+          <w:right w:val="single" w:color="1D3A6B" w:sz="18" w:space="8"/>
+        </w:pBdr>
+        <w:shd w:fill="EEF1F8" w:color="auto" w:val="clear"/>
+        <w:bidi/>
+        <w:spacing w:after="140" w:before="0" w:line="300"/>
+      </w:pPr>
+      <w:r>
+        <w:rPr>
+          <w:rFonts w:ascii="Arial" w:cs="Arial" w:eastAsia="Arial" w:hAnsi="Arial"/>
+          <w:b/>
+          <w:bCs/>
+          <w:i w:val="false"/>
+          <w:color w:val="1D3A6B"/>
+          <w:sz w:val="22"/>
+          <w:szCs w:val="22"/>
+          <w:rtl/>
+        </w:rPr>
+        <w:t xml:space="preserve">إجابات متوقعة:  </w:t>
+      </w:r>
+      <w:r>
+        <w:rPr>
+          <w:rFonts w:ascii="Arial" w:cs="Arial" w:eastAsia="Arial" w:hAnsi="Arial"/>
+          <w:b w:val="false"/>
+          <w:i w:val="false"/>
+          <w:sz w:val="23"/>
+          <w:szCs w:val="23"/>
+          <w:rtl/>
+        </w:rPr>
+        <w:t xml:space="preserve">كتير</w:t>
+      </w:r>
+    </w:p>
+    <w:p>
+      <w:pPr>
+        <w:keepNext w:val="false"/>
+        <w:keepLines/>
+        <w:pBdr>
+          <w:right w:val="single" w:color="0E4F4B" w:sz="18" w:space="8"/>
+        </w:pBdr>
+        <w:shd w:fill="FFFFFF" w:color="auto" w:val="clear"/>
+        <w:bidi/>
+        <w:spacing w:after="140" w:before="0" w:line="300"/>
+      </w:pPr>
+      <w:r>
+        <w:rPr>
+          <w:rFonts w:ascii="Arial" w:cs="Arial" w:eastAsia="Arial" w:hAnsi="Arial"/>
+          <w:b/>
+          <w:bCs/>
+          <w:i w:val="false"/>
+          <w:color w:val="0E4F4B"/>
+          <w:sz w:val="22"/>
+          <w:szCs w:val="22"/>
+          <w:rtl/>
+        </w:rPr>
+        <w:t xml:space="preserve">وبعدها تقول:  </w:t>
+      </w:r>
+      <w:r>
+        <w:rPr>
+          <w:rFonts w:ascii="Arial" w:cs="Arial" w:eastAsia="Arial" w:hAnsi="Arial"/>
+          <w:b w:val="false"/>
+          <w:i w:val="false"/>
+          <w:sz w:val="23"/>
+          <w:szCs w:val="23"/>
+          <w:rtl/>
+        </w:rPr>
+        <w:t xml:space="preserve">امسحوه دلوقتي، أو انقلوا الجدول لورقة جديدة. الأداة هتتلخبط وتفتكر العنوان ده اسم عمود.</w:t>
+      </w:r>
+    </w:p>
+    <w:p>
+      <w:pPr>
         <w:keepNext/>
         <w:bidi/>
         <w:spacing w:after="60" w:before="0" w:line="300"/>
@@ -6495,6 +7748,42 @@
     </w:p>
     <w:p>
       <w:pPr>
+        <w:keepNext w:val="false"/>
+        <w:keepLines/>
+        <w:pBdr>
+          <w:right w:val="single" w:color="0E4F4B" w:sz="18" w:space="8"/>
+        </w:pBdr>
+        <w:shd w:fill="FFFFFF" w:color="auto" w:val="clear"/>
+        <w:bidi/>
+        <w:spacing w:after="140" w:before="0" w:line="300"/>
+      </w:pPr>
+      <w:r>
+        <w:rPr>
+          <w:rFonts w:ascii="Arial" w:cs="Arial" w:eastAsia="Arial" w:hAnsi="Arial"/>
+          <w:b/>
+          <w:bCs/>
+          <w:i w:val="false"/>
+          <w:color w:val="0E4F4B"/>
+          <w:sz w:val="22"/>
+          <w:szCs w:val="22"/>
+          <w:rtl/>
+        </w:rPr>
+        <w:t xml:space="preserve">تقول:  </w:t>
+      </w:r>
+      <w:r>
+        <w:rPr>
+          <w:rFonts w:ascii="Arial" w:cs="Arial" w:eastAsia="Arial" w:hAnsi="Arial"/>
+          <w:b w:val="false"/>
+          <w:i w:val="false"/>
+          <w:sz w:val="23"/>
+          <w:szCs w:val="23"/>
+          <w:rtl/>
+        </w:rPr>
+        <w:t xml:space="preserve">لاحظوا الأسئلة اللي سألها. ماسألش «عايز ألوان إيه». سأل «المدير هياخد قرار في إيه؟». ده الفرق بين لوحة بتتبص عليها ولوحة بيتاخد منها قرار.</w:t>
+      </w:r>
+    </w:p>
+    <w:p>
+      <w:pPr>
         <w:keepNext/>
         <w:pBdr>
           <w:right w:val="single" w:color="5B2A45" w:sz="18" w:space="8"/>
@@ -6590,6 +7879,42 @@
         <w:keepNext w:val="false"/>
         <w:keepLines/>
         <w:pBdr>
+          <w:right w:val="single" w:color="555555" w:sz="18" w:space="8"/>
+        </w:pBdr>
+        <w:shd w:fill="EEF2F1" w:color="auto" w:val="clear"/>
+        <w:bidi/>
+        <w:spacing w:after="140" w:before="0" w:line="300"/>
+      </w:pPr>
+      <w:r>
+        <w:rPr>
+          <w:rFonts w:ascii="Arial" w:cs="Arial" w:eastAsia="Arial" w:hAnsi="Arial"/>
+          <w:b/>
+          <w:bCs/>
+          <w:i w:val="false"/>
+          <w:color w:val="555555"/>
+          <w:sz w:val="22"/>
+          <w:szCs w:val="22"/>
+          <w:rtl/>
+        </w:rPr>
+        <w:t xml:space="preserve">على الشاشة / اعمل:  </w:t>
+      </w:r>
+      <w:r>
+        <w:rPr>
+          <w:rFonts w:ascii="Arial" w:cs="Arial" w:eastAsia="Arial" w:hAnsi="Arial"/>
+          <w:b w:val="false"/>
+          <w:i w:val="false"/>
+          <w:sz w:val="23"/>
+          <w:szCs w:val="23"/>
+          <w:rtl/>
+        </w:rPr>
+        <w:t xml:space="preserve">اعرض التصميم اللي اقترحه. واعترض على حاجة واحدة قدامهم: «مش عايز رسم دايري للفروع، عايز أعمدة عشان المقارنة أوضح». وخلّيه يعدّل.</w:t>
+      </w:r>
+    </w:p>
+    <w:p>
+      <w:pPr>
+        <w:keepNext w:val="false"/>
+        <w:keepLines/>
+        <w:pBdr>
           <w:right w:val="single" w:color="0E4F4B" w:sz="18" w:space="8"/>
         </w:pBdr>
         <w:shd w:fill="FFFFFF" w:color="auto" w:val="clear"/>
@@ -6618,6 +7943,42 @@
           <w:szCs w:val="23"/>
           <w:rtl/>
         </w:rPr>
+        <w:t xml:space="preserve">في المرحلة دي، التعديل خد ٥ ثواني. لو كنت اعترضت بعد البناء، كان هيعيد كتابة جزء كبير.</w:t>
+      </w:r>
+    </w:p>
+    <w:p>
+      <w:pPr>
+        <w:keepNext w:val="false"/>
+        <w:keepLines/>
+        <w:pBdr>
+          <w:right w:val="single" w:color="0E4F4B" w:sz="18" w:space="8"/>
+        </w:pBdr>
+        <w:shd w:fill="FFFFFF" w:color="auto" w:val="clear"/>
+        <w:bidi/>
+        <w:spacing w:after="140" w:before="0" w:line="300"/>
+      </w:pPr>
+      <w:r>
+        <w:rPr>
+          <w:rFonts w:ascii="Arial" w:cs="Arial" w:eastAsia="Arial" w:hAnsi="Arial"/>
+          <w:b/>
+          <w:bCs/>
+          <w:i w:val="false"/>
+          <w:color w:val="0E4F4B"/>
+          <w:sz w:val="22"/>
+          <w:szCs w:val="22"/>
+          <w:rtl/>
+        </w:rPr>
+        <w:t xml:space="preserve">تقول:  </w:t>
+      </w:r>
+      <w:r>
+        <w:rPr>
+          <w:rFonts w:ascii="Arial" w:cs="Arial" w:eastAsia="Arial" w:hAnsi="Arial"/>
+          <w:b w:val="false"/>
+          <w:i w:val="false"/>
+          <w:sz w:val="23"/>
+          <w:szCs w:val="23"/>
+          <w:rtl/>
+        </w:rPr>
         <w:t xml:space="preserve">المرحلة دي بتوفّر أكتر وقت. تعديل التصميم وهو كلام أسرع ١٠ مرات من تعديله بعد ما يتبني.</w:t>
       </w:r>
     </w:p>
@@ -6708,6 +8069,42 @@
         <w:keepNext w:val="false"/>
         <w:keepLines/>
         <w:pBdr>
+          <w:right w:val="single" w:color="0E4F4B" w:sz="18" w:space="8"/>
+        </w:pBdr>
+        <w:shd w:fill="FFFFFF" w:color="auto" w:val="clear"/>
+        <w:bidi/>
+        <w:spacing w:after="140" w:before="0" w:line="300"/>
+      </w:pPr>
+      <w:r>
+        <w:rPr>
+          <w:rFonts w:ascii="Arial" w:cs="Arial" w:eastAsia="Arial" w:hAnsi="Arial"/>
+          <w:b/>
+          <w:bCs/>
+          <w:i w:val="false"/>
+          <w:color w:val="0E4F4B"/>
+          <w:sz w:val="22"/>
+          <w:szCs w:val="22"/>
+          <w:rtl/>
+        </w:rPr>
+        <w:t xml:space="preserve">تقول:  </w:t>
+      </w:r>
+      <w:r>
+        <w:rPr>
+          <w:rFonts w:ascii="Arial" w:cs="Arial" w:eastAsia="Arial" w:hAnsi="Arial"/>
+          <w:b w:val="false"/>
+          <w:i w:val="false"/>
+          <w:sz w:val="23"/>
+          <w:szCs w:val="23"/>
+          <w:rtl/>
+        </w:rPr>
+        <w:t xml:space="preserve">الحفظ: انسخ الكود كله، افتح Notepad، الصقه، واحفظه باسم «لوحتي.html». مهم: اختار «كل الملفات» تحت في نوع الملف، مش «مستند نصي»، وإلا هيتحفظ «لوحتي.html.txt» ومش هيفتح.</w:t>
+      </w:r>
+    </w:p>
+    <w:p>
+      <w:pPr>
+        <w:keepNext w:val="false"/>
+        <w:keepLines/>
+        <w:pBdr>
           <w:right w:val="single" w:color="9B2C2C" w:sz="18" w:space="8"/>
         </w:pBdr>
         <w:shd w:fill="FBEAEA" w:color="auto" w:val="clear"/>
@@ -6736,6 +8133,42 @@
           <w:szCs w:val="23"/>
           <w:rtl/>
         </w:rPr>
+        <w:t xml:space="preserve">الملف اتفتح كنص بدل لوحة: اتحفظ كـ txt. من الإعدادات خلّي امتدادات الملفات ظاهرة، وشيل «.txt» من الاسم.</w:t>
+      </w:r>
+    </w:p>
+    <w:p>
+      <w:pPr>
+        <w:keepNext w:val="false"/>
+        <w:keepLines/>
+        <w:pBdr>
+          <w:right w:val="single" w:color="9B2C2C" w:sz="18" w:space="8"/>
+        </w:pBdr>
+        <w:shd w:fill="FBEAEA" w:color="auto" w:val="clear"/>
+        <w:bidi/>
+        <w:spacing w:after="140" w:before="0" w:line="300"/>
+      </w:pPr>
+      <w:r>
+        <w:rPr>
+          <w:rFonts w:ascii="Arial" w:cs="Arial" w:eastAsia="Arial" w:hAnsi="Arial"/>
+          <w:b/>
+          <w:bCs/>
+          <w:i w:val="false"/>
+          <w:color w:val="9B2C2C"/>
+          <w:sz w:val="22"/>
+          <w:szCs w:val="22"/>
+          <w:rtl/>
+        </w:rPr>
+        <w:t xml:space="preserve">لو حصل:  </w:t>
+      </w:r>
+      <w:r>
+        <w:rPr>
+          <w:rFonts w:ascii="Arial" w:cs="Arial" w:eastAsia="Arial" w:hAnsi="Arial"/>
+          <w:b w:val="false"/>
+          <w:i w:val="false"/>
+          <w:sz w:val="23"/>
+          <w:szCs w:val="23"/>
+          <w:rtl/>
+        </w:rPr>
         <w:t xml:space="preserve">لو اللوحة طلعت فاضية أو الرسوم مش ظاهرة: غالبًا الكود بيحمّل مكتبة رسوم من الإنترنت. قول له: «اجعل كل شيء داخل الملف، أو استخدم رسومًا بسيطة بدون مكتبات خارجية». أو اتأكد إن فيه إنترنت أول مرة.</w:t>
       </w:r>
     </w:p>
@@ -6869,6 +8302,78 @@
     </w:p>
     <w:p>
       <w:pPr>
+        <w:keepNext w:val="false"/>
+        <w:keepLines/>
+        <w:pBdr>
+          <w:right w:val="single" w:color="555555" w:sz="18" w:space="8"/>
+        </w:pBdr>
+        <w:shd w:fill="EEF2F1" w:color="auto" w:val="clear"/>
+        <w:bidi/>
+        <w:spacing w:after="140" w:before="0" w:line="300"/>
+      </w:pPr>
+      <w:r>
+        <w:rPr>
+          <w:rFonts w:ascii="Arial" w:cs="Arial" w:eastAsia="Arial" w:hAnsi="Arial"/>
+          <w:b/>
+          <w:bCs/>
+          <w:i w:val="false"/>
+          <w:color w:val="555555"/>
+          <w:sz w:val="22"/>
+          <w:szCs w:val="22"/>
+          <w:rtl/>
+        </w:rPr>
+        <w:t xml:space="preserve">على الشاشة / اعمل:  </w:t>
+      </w:r>
+      <w:r>
+        <w:rPr>
+          <w:rFonts w:ascii="Arial" w:cs="Arial" w:eastAsia="Arial" w:hAnsi="Arial"/>
+          <w:b w:val="false"/>
+          <w:i w:val="false"/>
+          <w:sz w:val="23"/>
+          <w:szCs w:val="23"/>
+          <w:rtl/>
+        </w:rPr>
+        <w:t xml:space="preserve">اعمل ٣ طلبات قصيرة قدامهم ورا بعض: «كبّر أرقام البطاقات»، «خلّي لون المنصورة أحمر لأنها الأضعف»، «ضيف سطر فوق فيه تاريخ آخر تحديث». كل طلب ثواني.</w:t>
+      </w:r>
+    </w:p>
+    <w:p>
+      <w:pPr>
+        <w:keepNext w:val="false"/>
+        <w:keepLines/>
+        <w:pBdr>
+          <w:right w:val="single" w:color="0E4F4B" w:sz="18" w:space="8"/>
+        </w:pBdr>
+        <w:shd w:fill="FFFFFF" w:color="auto" w:val="clear"/>
+        <w:bidi/>
+        <w:spacing w:after="140" w:before="0" w:line="300"/>
+      </w:pPr>
+      <w:r>
+        <w:rPr>
+          <w:rFonts w:ascii="Arial" w:cs="Arial" w:eastAsia="Arial" w:hAnsi="Arial"/>
+          <w:b/>
+          <w:bCs/>
+          <w:i w:val="false"/>
+          <w:color w:val="0E4F4B"/>
+          <w:sz w:val="22"/>
+          <w:szCs w:val="22"/>
+          <w:rtl/>
+        </w:rPr>
+        <w:t xml:space="preserve">تقول:  </w:t>
+      </w:r>
+      <w:r>
+        <w:rPr>
+          <w:rFonts w:ascii="Arial" w:cs="Arial" w:eastAsia="Arial" w:hAnsi="Arial"/>
+          <w:b w:val="false"/>
+          <w:i w:val="false"/>
+          <w:sz w:val="23"/>
+          <w:szCs w:val="23"/>
+          <w:rtl/>
+        </w:rPr>
+        <w:t xml:space="preserve">لاحظتوا؟ كل طلب سطر واحد. لو كنت كتبت الـ ٣ في طلب واحد طويل، كان ممكن ينسى واحد أو يبوّظ حاجة تانية.</w:t>
+      </w:r>
+    </w:p>
+    <w:p>
+      <w:pPr>
         <w:keepNext/>
         <w:pBdr>
           <w:right w:val="single" w:color="5B2A45" w:sz="18" w:space="8"/>
@@ -6947,6 +8452,78 @@
           <w:rtl/>
         </w:rPr>
         <w:t xml:space="preserve">وبعد ما هو يراجع، إنتم تراجعوا. اختاروا ٣ أرقام من اللوحة، واحسبوهم بإيدكم في إكسل بـ SUMIFS. لو اتطابقوا، تمام. فاكرين رقم المنصورة؟</w:t>
+      </w:r>
+    </w:p>
+    <w:p>
+      <w:pPr>
+        <w:keepNext w:val="false"/>
+        <w:keepLines/>
+        <w:pBdr>
+          <w:right w:val="single" w:color="555555" w:sz="18" w:space="8"/>
+        </w:pBdr>
+        <w:shd w:fill="EEF2F1" w:color="auto" w:val="clear"/>
+        <w:bidi/>
+        <w:spacing w:after="140" w:before="0" w:line="300"/>
+      </w:pPr>
+      <w:r>
+        <w:rPr>
+          <w:rFonts w:ascii="Arial" w:cs="Arial" w:eastAsia="Arial" w:hAnsi="Arial"/>
+          <w:b/>
+          <w:bCs/>
+          <w:i w:val="false"/>
+          <w:color w:val="555555"/>
+          <w:sz w:val="22"/>
+          <w:szCs w:val="22"/>
+          <w:rtl/>
+        </w:rPr>
+        <w:t xml:space="preserve">على الشاشة / اعمل:  </w:t>
+      </w:r>
+      <w:r>
+        <w:rPr>
+          <w:rFonts w:ascii="Arial" w:cs="Arial" w:eastAsia="Arial" w:hAnsi="Arial"/>
+          <w:b w:val="false"/>
+          <w:i w:val="false"/>
+          <w:sz w:val="23"/>
+          <w:szCs w:val="23"/>
+          <w:rtl/>
+        </w:rPr>
+        <w:t xml:space="preserve">اعمل مراجعة رقم واحد قدامهم: خد إجمالي القاهرة من اللوحة، وافتح الإكسل واكتب SUMIFS للقاهرة. قارن.</w:t>
+      </w:r>
+    </w:p>
+    <w:p>
+      <w:pPr>
+        <w:keepNext w:val="false"/>
+        <w:keepLines/>
+        <w:pBdr>
+          <w:right w:val="single" w:color="0E4F4B" w:sz="18" w:space="8"/>
+        </w:pBdr>
+        <w:shd w:fill="FFFFFF" w:color="auto" w:val="clear"/>
+        <w:bidi/>
+        <w:spacing w:after="140" w:before="0" w:line="300"/>
+      </w:pPr>
+      <w:r>
+        <w:rPr>
+          <w:rFonts w:ascii="Arial" w:cs="Arial" w:eastAsia="Arial" w:hAnsi="Arial"/>
+          <w:b/>
+          <w:bCs/>
+          <w:i w:val="false"/>
+          <w:color w:val="0E4F4B"/>
+          <w:sz w:val="22"/>
+          <w:szCs w:val="22"/>
+          <w:rtl/>
+        </w:rPr>
+        <w:t xml:space="preserve">تقول:  </w:t>
+      </w:r>
+      <w:r>
+        <w:rPr>
+          <w:rFonts w:ascii="Arial" w:cs="Arial" w:eastAsia="Arial" w:hAnsi="Arial"/>
+          <w:b w:val="false"/>
+          <w:i w:val="false"/>
+          <w:sz w:val="23"/>
+          <w:szCs w:val="23"/>
+          <w:rtl/>
+        </w:rPr>
+        <w:t xml:space="preserve">اتطابقوا. واحد من ٣. كده بقيت واثق شوية. بعد التلاتة، أقدر أعرضها على المدير وأنا مطمن.</w:t>
       </w:r>
     </w:p>
     <w:p>
@@ -7282,6 +8859,79 @@
           <w:rtl/>
         </w:rPr>
         <w:t xml:space="preserve">زميلك يقدر يشغّله من ملف التعليمات لوحده من غير ما يسألك؟</w:t>
+      </w:r>
+    </w:p>
+    <w:p>
+      <w:pPr>
+        <w:keepNext w:val="false"/>
+        <w:keepLines/>
+        <w:pBdr>
+          <w:right w:val="single" w:color="5B2A45" w:sz="18" w:space="8"/>
+        </w:pBdr>
+        <w:shd w:fill="F6EEF3" w:color="auto" w:val="clear"/>
+        <w:bidi/>
+        <w:spacing w:after="140" w:before="0" w:line="300"/>
+      </w:pPr>
+      <w:r>
+        <w:rPr>
+          <w:rFonts w:ascii="Arial" w:cs="Arial" w:eastAsia="Arial" w:hAnsi="Arial"/>
+          <w:b/>
+          <w:bCs/>
+          <w:i w:val="false"/>
+          <w:color w:val="5B2A45"/>
+          <w:sz w:val="22"/>
+          <w:szCs w:val="22"/>
+          <w:rtl/>
+        </w:rPr>
+        <w:t xml:space="preserve">لو اتسألت:  </w:t>
+      </w:r>
+      <w:r>
+        <w:rPr>
+          <w:rFonts w:ascii="Arial" w:cs="Arial" w:eastAsia="Arial" w:hAnsi="Arial"/>
+          <w:b/>
+          <w:bCs/>
+          <w:i w:val="false"/>
+          <w:sz w:val="23"/>
+          <w:szCs w:val="23"/>
+          <w:rtl/>
+        </w:rPr>
+        <w:t xml:space="preserve">ينفع أبعت اللوحة للمدير على الواتساب؟</w:t>
+      </w:r>
+    </w:p>
+    <w:p>
+      <w:pPr>
+        <w:keepNext w:val="false"/>
+        <w:keepLines/>
+        <w:pBdr>
+          <w:right w:val="single" w:color="5B2A45" w:sz="18" w:space="8"/>
+        </w:pBdr>
+        <w:shd w:fill="F6EEF3" w:color="auto" w:val="clear"/>
+        <w:bidi/>
+        <w:spacing w:after="140" w:before="0" w:line="300"/>
+      </w:pPr>
+      <w:r>
+        <w:rPr>
+          <w:rFonts w:ascii="Arial" w:cs="Arial" w:eastAsia="Arial" w:hAnsi="Arial"/>
+          <w:b/>
+          <w:bCs/>
+          <w:i w:val="false"/>
+          <w:color w:val="5B2A45"/>
+          <w:sz w:val="22"/>
+          <w:szCs w:val="22"/>
+          <w:rtl/>
+        </w:rPr>
+        <w:t xml:space="preserve">ترد:  </w:t>
+      </w:r>
+      <w:r>
+        <w:rPr>
+          <w:rFonts w:ascii="Arial" w:cs="Arial" w:eastAsia="Arial" w:hAnsi="Arial"/>
+          <w:b w:val="false"/>
+          <w:i w:val="false"/>
+          <w:sz w:val="23"/>
+          <w:szCs w:val="23"/>
+          <w:rtl/>
+        </w:rPr>
+        <w:t xml:space="preserve">الملف نفسه ينفع يتبعت، بس افتكر إن فيه كل البيانات جواه. لو فيه أرقام حساسة، اتعامل معاه زي ملف الإكسل بالظبط: ابعته في القنوات المعتمدة في الشركة.</w:t>
       </w:r>
     </w:p>
     <w:p>
@@ -8021,6 +9671,78 @@
         <w:keepNext w:val="false"/>
         <w:keepLines/>
         <w:pBdr>
+          <w:right w:val="single" w:color="0E4F4B" w:sz="18" w:space="8"/>
+        </w:pBdr>
+        <w:shd w:fill="FFFFFF" w:color="auto" w:val="clear"/>
+        <w:bidi/>
+        <w:spacing w:after="140" w:before="0" w:line="300"/>
+      </w:pPr>
+      <w:r>
+        <w:rPr>
+          <w:rFonts w:ascii="Arial" w:cs="Arial" w:eastAsia="Arial" w:hAnsi="Arial"/>
+          <w:b/>
+          <w:bCs/>
+          <w:i w:val="false"/>
+          <w:color w:val="0E4F4B"/>
+          <w:sz w:val="22"/>
+          <w:szCs w:val="22"/>
+          <w:rtl/>
+        </w:rPr>
+        <w:t xml:space="preserve">تقول:  </w:t>
+      </w:r>
+      <w:r>
+        <w:rPr>
+          <w:rFonts w:ascii="Arial" w:cs="Arial" w:eastAsia="Arial" w:hAnsi="Arial"/>
+          <w:b w:val="false"/>
+          <w:i w:val="false"/>
+          <w:sz w:val="23"/>
+          <w:szCs w:val="23"/>
+          <w:rtl/>
+        </w:rPr>
+        <w:t xml:space="preserve">دلوقتي دوركم. ٣٨ دقيقة. أهم حاجتين: ماتبنوش قبل ما توافقوا على التصميم، وماتقولوش «خلصت» قبل ما تراجعوا ٣ أرقام.</w:t>
+      </w:r>
+    </w:p>
+    <w:p>
+      <w:pPr>
+        <w:keepNext w:val="false"/>
+        <w:keepLines/>
+        <w:pBdr>
+          <w:right w:val="single" w:color="0E4F4B" w:sz="18" w:space="8"/>
+        </w:pBdr>
+        <w:shd w:fill="FFFFFF" w:color="auto" w:val="clear"/>
+        <w:bidi/>
+        <w:spacing w:after="140" w:before="0" w:line="300"/>
+      </w:pPr>
+      <w:r>
+        <w:rPr>
+          <w:rFonts w:ascii="Arial" w:cs="Arial" w:eastAsia="Arial" w:hAnsi="Arial"/>
+          <w:b/>
+          <w:bCs/>
+          <w:i w:val="false"/>
+          <w:color w:val="0E4F4B"/>
+          <w:sz w:val="22"/>
+          <w:szCs w:val="22"/>
+          <w:rtl/>
+        </w:rPr>
+        <w:t xml:space="preserve">تقول:  </w:t>
+      </w:r>
+      <w:r>
+        <w:rPr>
+          <w:rFonts w:ascii="Arial" w:cs="Arial" w:eastAsia="Arial" w:hAnsi="Arial"/>
+          <w:b w:val="false"/>
+          <w:i w:val="false"/>
+          <w:sz w:val="23"/>
+          <w:szCs w:val="23"/>
+          <w:rtl/>
+        </w:rPr>
+        <w:t xml:space="preserve">واللي ملفه مش جاهز أو فيه بيانات حساسة، يشتغل على «مبيعات_سنوية.xlsx». الهدف تتعلموا المراحل، والملف بتاعكم تعملوه في البيت في ١٥ دقيقة.</w:t>
+      </w:r>
+    </w:p>
+    <w:p>
+      <w:pPr>
+        <w:keepNext w:val="false"/>
+        <w:keepLines/>
+        <w:pBdr>
           <w:right w:val="single" w:color="9B2C2C" w:sz="18" w:space="8"/>
         </w:pBdr>
         <w:shd w:fill="FBEAEA" w:color="auto" w:val="clear"/>
@@ -8158,6 +9880,114 @@
           <w:rtl/>
         </w:rPr>
         <w:t xml:space="preserve">ملف فيه بيانات حساسة: غيّر أسماء العملاء والمنتجات لأسماء عامة قبل الرفع، أو اشتغل على «مبيعات_سنوية.xlsx».</w:t>
+      </w:r>
+    </w:p>
+    <w:p>
+      <w:pPr>
+        <w:keepNext w:val="false"/>
+        <w:keepLines/>
+        <w:pBdr>
+          <w:right w:val="single" w:color="9B2C2C" w:sz="18" w:space="8"/>
+        </w:pBdr>
+        <w:shd w:fill="FBEAEA" w:color="auto" w:val="clear"/>
+        <w:bidi/>
+        <w:spacing w:after="140" w:before="0" w:line="300"/>
+      </w:pPr>
+      <w:r>
+        <w:rPr>
+          <w:rFonts w:ascii="Arial" w:cs="Arial" w:eastAsia="Arial" w:hAnsi="Arial"/>
+          <w:b/>
+          <w:bCs/>
+          <w:i w:val="false"/>
+          <w:color w:val="9B2C2C"/>
+          <w:sz w:val="22"/>
+          <w:szCs w:val="22"/>
+          <w:rtl/>
+        </w:rPr>
+        <w:t xml:space="preserve">لو حصل:  </w:t>
+      </w:r>
+      <w:r>
+        <w:rPr>
+          <w:rFonts w:ascii="Arial" w:cs="Arial" w:eastAsia="Arial" w:hAnsi="Arial"/>
+          <w:b w:val="false"/>
+          <w:i w:val="false"/>
+          <w:sz w:val="23"/>
+          <w:szCs w:val="23"/>
+          <w:rtl/>
+        </w:rPr>
+        <w:t xml:space="preserve">الأداة بتقول إن الكود طويل ووقف في النص: قول له «كمّل من حيث توقفت»، أو «اكتب الملف كاملًا في رد واحد، واختصر التنسيق لو لازم».</w:t>
+      </w:r>
+    </w:p>
+    <w:p>
+      <w:pPr>
+        <w:keepNext w:val="false"/>
+        <w:keepLines/>
+        <w:pBdr>
+          <w:right w:val="single" w:color="9B2C2C" w:sz="18" w:space="8"/>
+        </w:pBdr>
+        <w:shd w:fill="FBEAEA" w:color="auto" w:val="clear"/>
+        <w:bidi/>
+        <w:spacing w:after="140" w:before="0" w:line="300"/>
+      </w:pPr>
+      <w:r>
+        <w:rPr>
+          <w:rFonts w:ascii="Arial" w:cs="Arial" w:eastAsia="Arial" w:hAnsi="Arial"/>
+          <w:b/>
+          <w:bCs/>
+          <w:i w:val="false"/>
+          <w:color w:val="9B2C2C"/>
+          <w:sz w:val="22"/>
+          <w:szCs w:val="22"/>
+          <w:rtl/>
+        </w:rPr>
+        <w:t xml:space="preserve">لو حصل:  </w:t>
+      </w:r>
+      <w:r>
+        <w:rPr>
+          <w:rFonts w:ascii="Arial" w:cs="Arial" w:eastAsia="Arial" w:hAnsi="Arial"/>
+          <w:b w:val="false"/>
+          <w:i w:val="false"/>
+          <w:sz w:val="23"/>
+          <w:szCs w:val="23"/>
+          <w:rtl/>
+        </w:rPr>
+        <w:t xml:space="preserve">اللوحة بالإنجليزي أو من الشمال لليمين: «اجعل الواجهة كلها بالعربية ومن اليمين لليسار». جملة واحدة.</w:t>
+      </w:r>
+    </w:p>
+    <w:p>
+      <w:pPr>
+        <w:keepNext w:val="false"/>
+        <w:keepLines/>
+        <w:pBdr>
+          <w:right w:val="single" w:color="555555" w:sz="18" w:space="8"/>
+        </w:pBdr>
+        <w:shd w:fill="EEF2F1" w:color="auto" w:val="clear"/>
+        <w:bidi/>
+        <w:spacing w:after="140" w:before="0" w:line="300"/>
+      </w:pPr>
+      <w:r>
+        <w:rPr>
+          <w:rFonts w:ascii="Arial" w:cs="Arial" w:eastAsia="Arial" w:hAnsi="Arial"/>
+          <w:b/>
+          <w:bCs/>
+          <w:i w:val="false"/>
+          <w:color w:val="555555"/>
+          <w:sz w:val="22"/>
+          <w:szCs w:val="22"/>
+          <w:rtl/>
+        </w:rPr>
+        <w:t xml:space="preserve">على الشاشة / اعمل:  </w:t>
+      </w:r>
+      <w:r>
+        <w:rPr>
+          <w:rFonts w:ascii="Arial" w:cs="Arial" w:eastAsia="Arial" w:hAnsi="Arial"/>
+          <w:b w:val="false"/>
+          <w:i w:val="false"/>
+          <w:sz w:val="23"/>
+          <w:szCs w:val="23"/>
+          <w:rtl/>
+        </w:rPr>
+        <w:t xml:space="preserve">بعد ٢٠ دقيقة: اضرب الجرس. «المفروض كلكم عندكم لوحة بتتفتح. اللي لسه، ارفع إيده». وبعد ٣٠ دقيقة: «دلوقتي وقت المرحلة السابعة. محدش يقول خلصت من غير ٣ أرقام».</w:t>
       </w:r>
     </w:p>
     <w:p>
@@ -8255,6 +10085,151 @@
     </w:p>
     <w:p>
       <w:pPr>
+        <w:keepNext w:val="false"/>
+        <w:keepLines/>
+        <w:pBdr>
+          <w:right w:val="single" w:color="0E4F4B" w:sz="18" w:space="8"/>
+        </w:pBdr>
+        <w:shd w:fill="FFFFFF" w:color="auto" w:val="clear"/>
+        <w:bidi/>
+        <w:spacing w:after="140" w:before="0" w:line="300"/>
+      </w:pPr>
+      <w:r>
+        <w:rPr>
+          <w:rFonts w:ascii="Arial" w:cs="Arial" w:eastAsia="Arial" w:hAnsi="Arial"/>
+          <w:b/>
+          <w:bCs/>
+          <w:i w:val="false"/>
+          <w:color w:val="0E4F4B"/>
+          <w:sz w:val="22"/>
+          <w:szCs w:val="22"/>
+          <w:rtl/>
+        </w:rPr>
+        <w:t xml:space="preserve">تقول:  </w:t>
+      </w:r>
+      <w:r>
+        <w:rPr>
+          <w:rFonts w:ascii="Arial" w:cs="Arial" w:eastAsia="Arial" w:hAnsi="Arial"/>
+          <w:b w:val="false"/>
+          <w:i w:val="false"/>
+          <w:sz w:val="23"/>
+          <w:szCs w:val="23"/>
+          <w:rtl/>
+        </w:rPr>
+        <w:t xml:space="preserve">قبل ما نقفل المعرض: بصوا على الورق الأخضر اللي زمايلكم سابوه على لوحاتكم. صوّروه. ده أول «تقييم» حقيقي لشغلكم من ناس برّه قسمكم.</w:t>
+      </w:r>
+    </w:p>
+    <w:p>
+      <w:pPr>
+        <w:keepNext w:val="false"/>
+        <w:keepLines/>
+        <w:pBdr>
+          <w:right w:val="single" w:color="1D3A6B" w:sz="18" w:space="8"/>
+        </w:pBdr>
+        <w:shd w:fill="EEF1F8" w:color="auto" w:val="clear"/>
+        <w:bidi/>
+        <w:spacing w:after="140" w:before="0" w:line="300"/>
+      </w:pPr>
+      <w:r>
+        <w:rPr>
+          <w:rFonts w:ascii="Arial" w:cs="Arial" w:eastAsia="Arial" w:hAnsi="Arial"/>
+          <w:b/>
+          <w:bCs/>
+          <w:i w:val="false"/>
+          <w:color w:val="1D3A6B"/>
+          <w:sz w:val="22"/>
+          <w:szCs w:val="22"/>
+          <w:rtl/>
+        </w:rPr>
+        <w:t xml:space="preserve">اسأل القاعة:  </w:t>
+      </w:r>
+      <w:r>
+        <w:rPr>
+          <w:rFonts w:ascii="Arial" w:cs="Arial" w:eastAsia="Arial" w:hAnsi="Arial"/>
+          <w:b/>
+          <w:bCs/>
+          <w:i w:val="false"/>
+          <w:sz w:val="23"/>
+          <w:szCs w:val="23"/>
+          <w:rtl/>
+        </w:rPr>
+        <w:t xml:space="preserve">مين شاف لوحة زميل وقال «عايز أعمل زيها في قسمي»؟</w:t>
+      </w:r>
+    </w:p>
+    <w:p>
+      <w:pPr>
+        <w:keepNext w:val="false"/>
+        <w:keepLines/>
+        <w:pBdr>
+          <w:right w:val="single" w:color="1D3A6B" w:sz="18" w:space="8"/>
+        </w:pBdr>
+        <w:shd w:fill="EEF1F8" w:color="auto" w:val="clear"/>
+        <w:bidi/>
+        <w:spacing w:after="140" w:before="0" w:line="300"/>
+      </w:pPr>
+      <w:r>
+        <w:rPr>
+          <w:rFonts w:ascii="Arial" w:cs="Arial" w:eastAsia="Arial" w:hAnsi="Arial"/>
+          <w:b/>
+          <w:bCs/>
+          <w:i w:val="false"/>
+          <w:color w:val="1D3A6B"/>
+          <w:sz w:val="22"/>
+          <w:szCs w:val="22"/>
+          <w:rtl/>
+        </w:rPr>
+        <w:t xml:space="preserve">إجابات متوقعة:  </w:t>
+      </w:r>
+      <w:r>
+        <w:rPr>
+          <w:rFonts w:ascii="Arial" w:cs="Arial" w:eastAsia="Arial" w:hAnsi="Arial"/>
+          <w:b w:val="false"/>
+          <w:i w:val="false"/>
+          <w:sz w:val="23"/>
+          <w:szCs w:val="23"/>
+          <w:rtl/>
+        </w:rPr>
+        <w:t xml:space="preserve">إيدين</w:t>
+      </w:r>
+    </w:p>
+    <w:p>
+      <w:pPr>
+        <w:keepNext w:val="false"/>
+        <w:keepLines/>
+        <w:pBdr>
+          <w:right w:val="single" w:color="0E4F4B" w:sz="18" w:space="8"/>
+        </w:pBdr>
+        <w:shd w:fill="FFFFFF" w:color="auto" w:val="clear"/>
+        <w:bidi/>
+        <w:spacing w:after="140" w:before="0" w:line="300"/>
+      </w:pPr>
+      <w:r>
+        <w:rPr>
+          <w:rFonts w:ascii="Arial" w:cs="Arial" w:eastAsia="Arial" w:hAnsi="Arial"/>
+          <w:b/>
+          <w:bCs/>
+          <w:i w:val="false"/>
+          <w:color w:val="0E4F4B"/>
+          <w:sz w:val="22"/>
+          <w:szCs w:val="22"/>
+          <w:rtl/>
+        </w:rPr>
+        <w:t xml:space="preserve">وبعدها تقول:  </w:t>
+      </w:r>
+      <w:r>
+        <w:rPr>
+          <w:rFonts w:ascii="Arial" w:cs="Arial" w:eastAsia="Arial" w:hAnsi="Arial"/>
+          <w:b w:val="false"/>
+          <w:i w:val="false"/>
+          <w:sz w:val="23"/>
+          <w:szCs w:val="23"/>
+          <w:rtl/>
+        </w:rPr>
+        <w:t xml:space="preserve">ده بالظبط اللي بيحصل لما حاجة شغالة بتتشاف. الأفكار بتنتشر لوحدها.</w:t>
+      </w:r>
+    </w:p>
+    <w:p>
+      <w:pPr>
         <w:bidi/>
         <w:spacing w:after="100" w:before="0" w:line="300"/>
       </w:pPr>
@@ -8534,6 +10509,42 @@
           <w:rtl/>
         </w:rPr>
         <w:t xml:space="preserve">دليل الموظف الجديد</w:t>
+      </w:r>
+    </w:p>
+    <w:p>
+      <w:pPr>
+        <w:keepNext w:val="false"/>
+        <w:keepLines/>
+        <w:pBdr>
+          <w:right w:val="single" w:color="0E4F4B" w:sz="18" w:space="8"/>
+        </w:pBdr>
+        <w:shd w:fill="FFFFFF" w:color="auto" w:val="clear"/>
+        <w:bidi/>
+        <w:spacing w:after="140" w:before="0" w:line="300"/>
+      </w:pPr>
+      <w:r>
+        <w:rPr>
+          <w:rFonts w:ascii="Arial" w:cs="Arial" w:eastAsia="Arial" w:hAnsi="Arial"/>
+          <w:b/>
+          <w:bCs/>
+          <w:i w:val="false"/>
+          <w:color w:val="0E4F4B"/>
+          <w:sz w:val="22"/>
+          <w:szCs w:val="22"/>
+          <w:rtl/>
+        </w:rPr>
+        <w:t xml:space="preserve">تقول:  </w:t>
+      </w:r>
+      <w:r>
+        <w:rPr>
+          <w:rFonts w:ascii="Arial" w:cs="Arial" w:eastAsia="Arial" w:hAnsi="Arial"/>
+          <w:b w:val="false"/>
+          <w:i w:val="false"/>
+          <w:sz w:val="23"/>
+          <w:szCs w:val="23"/>
+          <w:rtl/>
+        </w:rPr>
+        <w:t xml:space="preserve">خلاصة النهارده في ٣ جمل: الحساب في المطبخ مش في الصالة. اعتمد التصميم قبل البناء. والشكل الحلو مش دليل إن الرقم صح.</w:t>
       </w:r>
     </w:p>
     <w:p>
